--- a/BE/LYTHUYET/JSP_SERVLET.docx
+++ b/BE/LYTHUYET/JSP_SERVLET.docx
@@ -225,6 +225,214 @@
     </w:p>
     <w:p>
       <w:pPr>
+        <w:pStyle w:val="ListParagraph"/>
+        <w:numPr>
+          <w:ilvl w:val="0"/>
+          <w:numId w:val="1"/>
+        </w:numPr>
+        <w:pBdr>
+          <w:top w:val="single" w:sz="2" w:space="0" w:color="auto"/>
+          <w:left w:val="single" w:sz="2" w:space="0" w:color="auto"/>
+          <w:bottom w:val="single" w:sz="2" w:space="0" w:color="auto"/>
+          <w:right w:val="single" w:sz="2" w:space="0" w:color="auto"/>
+        </w:pBdr>
+        <w:spacing w:beforeAutospacing="1" w:after="0" w:afterAutospacing="1" w:line="450" w:lineRule="atLeast"/>
+        <w:outlineLvl w:val="1"/>
+        <w:rPr>
+          <w:rFonts w:ascii="Lato" w:eastAsia="Times New Roman" w:hAnsi="Lato" w:cs="Times New Roman"/>
+          <w:color w:val="000000"/>
+          <w:kern w:val="0"/>
+          <w:sz w:val="36"/>
+          <w:szCs w:val="36"/>
+          <w14:ligatures w14:val="none"/>
+        </w:rPr>
+      </w:pPr>
+      <w:r>
+        <w:rPr>
+          <w:rFonts w:ascii="Lato" w:eastAsia="Times New Roman" w:hAnsi="Lato" w:cs="Times New Roman"/>
+          <w:color w:val="000000"/>
+          <w:kern w:val="0"/>
+          <w:sz w:val="36"/>
+          <w:szCs w:val="36"/>
+          <w:bdr w:val="single" w:sz="2" w:space="0" w:color="auto" w:frame="1"/>
+          <w14:ligatures w14:val="none"/>
+        </w:rPr>
+        <w:t>Truy</w:t>
+      </w:r>
+      <w:r>
+        <w:rPr>
+          <w:rFonts w:ascii="Calibri" w:eastAsia="Times New Roman" w:hAnsi="Calibri" w:cs="Calibri"/>
+          <w:color w:val="000000"/>
+          <w:kern w:val="0"/>
+          <w:sz w:val="36"/>
+          <w:szCs w:val="36"/>
+          <w:bdr w:val="single" w:sz="2" w:space="0" w:color="auto" w:frame="1"/>
+          <w14:ligatures w14:val="none"/>
+        </w:rPr>
+        <w:t>ề</w:t>
+      </w:r>
+      <w:r>
+        <w:rPr>
+          <w:rFonts w:ascii="Lato" w:eastAsia="Times New Roman" w:hAnsi="Lato" w:cs="Times New Roman"/>
+          <w:color w:val="000000"/>
+          <w:kern w:val="0"/>
+          <w:sz w:val="36"/>
+          <w:szCs w:val="36"/>
+          <w:bdr w:val="single" w:sz="2" w:space="0" w:color="auto" w:frame="1"/>
+          <w14:ligatures w14:val="none"/>
+        </w:rPr>
+        <w:t>n d</w:t>
+      </w:r>
+      <w:r>
+        <w:rPr>
+          <w:rFonts w:ascii="Calibri" w:eastAsia="Times New Roman" w:hAnsi="Calibri" w:cs="Calibri"/>
+          <w:color w:val="000000"/>
+          <w:kern w:val="0"/>
+          <w:sz w:val="36"/>
+          <w:szCs w:val="36"/>
+          <w:bdr w:val="single" w:sz="2" w:space="0" w:color="auto" w:frame="1"/>
+          <w14:ligatures w14:val="none"/>
+        </w:rPr>
+        <w:t>ữ</w:t>
+      </w:r>
+      <w:r>
+        <w:rPr>
+          <w:rFonts w:ascii="Lato" w:eastAsia="Times New Roman" w:hAnsi="Lato" w:cs="Times New Roman"/>
+          <w:color w:val="000000"/>
+          <w:kern w:val="0"/>
+          <w:sz w:val="36"/>
+          <w:szCs w:val="36"/>
+          <w:bdr w:val="single" w:sz="2" w:space="0" w:color="auto" w:frame="1"/>
+          <w14:ligatures w14:val="none"/>
+        </w:rPr>
+        <w:t xml:space="preserve"> li</w:t>
+      </w:r>
+      <w:r>
+        <w:rPr>
+          <w:rFonts w:ascii="Calibri" w:eastAsia="Times New Roman" w:hAnsi="Calibri" w:cs="Calibri"/>
+          <w:color w:val="000000"/>
+          <w:kern w:val="0"/>
+          <w:sz w:val="36"/>
+          <w:szCs w:val="36"/>
+          <w:bdr w:val="single" w:sz="2" w:space="0" w:color="auto" w:frame="1"/>
+          <w14:ligatures w14:val="none"/>
+        </w:rPr>
+        <w:t>ệ</w:t>
+      </w:r>
+      <w:r>
+        <w:rPr>
+          <w:rFonts w:ascii="Lato" w:eastAsia="Times New Roman" w:hAnsi="Lato" w:cs="Times New Roman"/>
+          <w:color w:val="000000"/>
+          <w:kern w:val="0"/>
+          <w:sz w:val="36"/>
+          <w:szCs w:val="36"/>
+          <w:bdr w:val="single" w:sz="2" w:space="0" w:color="auto" w:frame="1"/>
+          <w14:ligatures w14:val="none"/>
+        </w:rPr>
+        <w:t>u Checkbox cho ch</w:t>
+      </w:r>
+      <w:r>
+        <w:rPr>
+          <w:rFonts w:ascii="Calibri" w:eastAsia="Times New Roman" w:hAnsi="Calibri" w:cs="Calibri"/>
+          <w:color w:val="000000"/>
+          <w:kern w:val="0"/>
+          <w:sz w:val="36"/>
+          <w:szCs w:val="36"/>
+          <w:bdr w:val="single" w:sz="2" w:space="0" w:color="auto" w:frame="1"/>
+          <w14:ligatures w14:val="none"/>
+        </w:rPr>
+        <w:t>ươ</w:t>
+      </w:r>
+      <w:r>
+        <w:rPr>
+          <w:rFonts w:ascii="Lato" w:eastAsia="Times New Roman" w:hAnsi="Lato" w:cs="Times New Roman"/>
+          <w:color w:val="000000"/>
+          <w:kern w:val="0"/>
+          <w:sz w:val="36"/>
+          <w:szCs w:val="36"/>
+          <w:bdr w:val="single" w:sz="2" w:space="0" w:color="auto" w:frame="1"/>
+          <w14:ligatures w14:val="none"/>
+        </w:rPr>
+        <w:t>ng tr</w:t>
+      </w:r>
+      <w:r>
+        <w:rPr>
+          <w:rFonts w:ascii="Lato" w:eastAsia="Times New Roman" w:hAnsi="Lato" w:cs="Lato"/>
+          <w:color w:val="000000"/>
+          <w:kern w:val="0"/>
+          <w:sz w:val="36"/>
+          <w:szCs w:val="36"/>
+          <w:bdr w:val="single" w:sz="2" w:space="0" w:color="auto" w:frame="1"/>
+          <w14:ligatures w14:val="none"/>
+        </w:rPr>
+        <w:t>ì</w:t>
+      </w:r>
+      <w:r>
+        <w:rPr>
+          <w:rFonts w:ascii="Lato" w:eastAsia="Times New Roman" w:hAnsi="Lato" w:cs="Times New Roman"/>
+          <w:color w:val="000000"/>
+          <w:kern w:val="0"/>
+          <w:sz w:val="36"/>
+          <w:szCs w:val="36"/>
+          <w:bdr w:val="single" w:sz="2" w:space="0" w:color="auto" w:frame="1"/>
+          <w14:ligatures w14:val="none"/>
+        </w:rPr>
+        <w:t>nh Servlet</w:t>
+      </w:r>
+    </w:p>
+    <w:p>
+      <w:pPr>
+        <w:ind w:left="360"/>
+        <w:rPr>
+          <w:sz w:val="26"/>
+          <w:szCs w:val="26"/>
+        </w:rPr>
+      </w:pPr>
+      <w:r>
+        <w:rPr>
+          <w:sz w:val="26"/>
+          <w:szCs w:val="26"/>
+        </w:rPr>
+        <w:lastRenderedPageBreak/>
+        <w:drawing>
+          <wp:inline distT="0" distB="0" distL="0" distR="0" wp14:anchorId="6CB0AE39" wp14:editId="5D3F3279">
+            <wp:extent cx="5486400" cy="2186940"/>
+            <wp:effectExtent l="0" t="0" r="0" b="3810"/>
+            <wp:docPr id="394564669" name="Picture 1"/>
+            <wp:cNvGraphicFramePr>
+              <a:graphicFrameLocks xmlns:a="http://schemas.openxmlformats.org/drawingml/2006/main" noChangeAspect="1"/>
+            </wp:cNvGraphicFramePr>
+            <a:graphic xmlns:a="http://schemas.openxmlformats.org/drawingml/2006/main">
+              <a:graphicData uri="http://schemas.openxmlformats.org/drawingml/2006/picture">
+                <pic:pic xmlns:pic="http://schemas.openxmlformats.org/drawingml/2006/picture">
+                  <pic:nvPicPr>
+                    <pic:cNvPr id="394564669" name=""/>
+                    <pic:cNvPicPr/>
+                  </pic:nvPicPr>
+                  <pic:blipFill>
+                    <a:blip r:embed="rId6"/>
+                    <a:stretch>
+                      <a:fillRect/>
+                    </a:stretch>
+                  </pic:blipFill>
+                  <pic:spPr>
+                    <a:xfrm>
+                      <a:off x="0" y="0"/>
+                      <a:ext cx="5487795" cy="2187496"/>
+                    </a:xfrm>
+                    <a:prstGeom prst="rect">
+                      <a:avLst/>
+                    </a:prstGeom>
+                  </pic:spPr>
+                </pic:pic>
+              </a:graphicData>
+            </a:graphic>
+          </wp:inline>
+        </w:drawing>
+      </w:r>
+    </w:p>
+    <w:p>
+      <w:pPr>
         <w:ind w:left="360"/>
         <w:rPr>
           <w:sz w:val="26"/>
@@ -524,11 +732,126 @@
       </w:rPr>
     </w:lvl>
   </w:abstractNum>
+  <w:abstractNum w:abstractNumId="2" w15:restartNumberingAfterBreak="0">
+    <w:nsid w:val="768644D1"/>
+    <w:multiLevelType w:val="hybridMultilevel"/>
+    <w:tmpl w:val="2AFA1A5C"/>
+    <w:lvl w:ilvl="0" w:tplc="31560820">
+      <w:numFmt w:val="bullet"/>
+      <w:lvlText w:val="-"/>
+      <w:lvlJc w:val="left"/>
+      <w:pPr>
+        <w:ind w:left="720" w:hanging="360"/>
+      </w:pPr>
+      <w:rPr>
+        <w:rFonts w:ascii="Calibri" w:eastAsiaTheme="minorEastAsia" w:hAnsi="Calibri" w:cs="Calibri" w:hint="default"/>
+      </w:rPr>
+    </w:lvl>
+    <w:lvl w:ilvl="1" w:tplc="04090003" w:tentative="1">
+      <w:start w:val="1"/>
+      <w:numFmt w:val="bullet"/>
+      <w:lvlText w:val="o"/>
+      <w:lvlJc w:val="left"/>
+      <w:pPr>
+        <w:ind w:left="1440" w:hanging="360"/>
+      </w:pPr>
+      <w:rPr>
+        <w:rFonts w:ascii="Courier New" w:hAnsi="Courier New" w:cs="Courier New" w:hint="default"/>
+      </w:rPr>
+    </w:lvl>
+    <w:lvl w:ilvl="2" w:tplc="04090005" w:tentative="1">
+      <w:start w:val="1"/>
+      <w:numFmt w:val="bullet"/>
+      <w:lvlText w:val=""/>
+      <w:lvlJc w:val="left"/>
+      <w:pPr>
+        <w:ind w:left="2160" w:hanging="360"/>
+      </w:pPr>
+      <w:rPr>
+        <w:rFonts w:ascii="Wingdings" w:hAnsi="Wingdings" w:hint="default"/>
+      </w:rPr>
+    </w:lvl>
+    <w:lvl w:ilvl="3" w:tplc="04090001" w:tentative="1">
+      <w:start w:val="1"/>
+      <w:numFmt w:val="bullet"/>
+      <w:lvlText w:val=""/>
+      <w:lvlJc w:val="left"/>
+      <w:pPr>
+        <w:ind w:left="2880" w:hanging="360"/>
+      </w:pPr>
+      <w:rPr>
+        <w:rFonts w:ascii="Symbol" w:hAnsi="Symbol" w:hint="default"/>
+      </w:rPr>
+    </w:lvl>
+    <w:lvl w:ilvl="4" w:tplc="04090003" w:tentative="1">
+      <w:start w:val="1"/>
+      <w:numFmt w:val="bullet"/>
+      <w:lvlText w:val="o"/>
+      <w:lvlJc w:val="left"/>
+      <w:pPr>
+        <w:ind w:left="3600" w:hanging="360"/>
+      </w:pPr>
+      <w:rPr>
+        <w:rFonts w:ascii="Courier New" w:hAnsi="Courier New" w:cs="Courier New" w:hint="default"/>
+      </w:rPr>
+    </w:lvl>
+    <w:lvl w:ilvl="5" w:tplc="04090005" w:tentative="1">
+      <w:start w:val="1"/>
+      <w:numFmt w:val="bullet"/>
+      <w:lvlText w:val=""/>
+      <w:lvlJc w:val="left"/>
+      <w:pPr>
+        <w:ind w:left="4320" w:hanging="360"/>
+      </w:pPr>
+      <w:rPr>
+        <w:rFonts w:ascii="Wingdings" w:hAnsi="Wingdings" w:hint="default"/>
+      </w:rPr>
+    </w:lvl>
+    <w:lvl w:ilvl="6" w:tplc="04090001" w:tentative="1">
+      <w:start w:val="1"/>
+      <w:numFmt w:val="bullet"/>
+      <w:lvlText w:val=""/>
+      <w:lvlJc w:val="left"/>
+      <w:pPr>
+        <w:ind w:left="5040" w:hanging="360"/>
+      </w:pPr>
+      <w:rPr>
+        <w:rFonts w:ascii="Symbol" w:hAnsi="Symbol" w:hint="default"/>
+      </w:rPr>
+    </w:lvl>
+    <w:lvl w:ilvl="7" w:tplc="04090003" w:tentative="1">
+      <w:start w:val="1"/>
+      <w:numFmt w:val="bullet"/>
+      <w:lvlText w:val="o"/>
+      <w:lvlJc w:val="left"/>
+      <w:pPr>
+        <w:ind w:left="5760" w:hanging="360"/>
+      </w:pPr>
+      <w:rPr>
+        <w:rFonts w:ascii="Courier New" w:hAnsi="Courier New" w:cs="Courier New" w:hint="default"/>
+      </w:rPr>
+    </w:lvl>
+    <w:lvl w:ilvl="8" w:tplc="04090005" w:tentative="1">
+      <w:start w:val="1"/>
+      <w:numFmt w:val="bullet"/>
+      <w:lvlText w:val=""/>
+      <w:lvlJc w:val="left"/>
+      <w:pPr>
+        <w:ind w:left="6480" w:hanging="360"/>
+      </w:pPr>
+      <w:rPr>
+        <w:rFonts w:ascii="Wingdings" w:hAnsi="Wingdings" w:hint="default"/>
+      </w:rPr>
+    </w:lvl>
+  </w:abstractNum>
   <w:num w:numId="1" w16cid:durableId="1740858088">
     <w:abstractNumId w:val="1"/>
   </w:num>
   <w:num w:numId="2" w16cid:durableId="165630835">
     <w:abstractNumId w:val="0"/>
+  </w:num>
+  <w:num w:numId="3" w16cid:durableId="1593128700">
+    <w:abstractNumId w:val="2"/>
   </w:num>
 </w:numbering>
 </file>
@@ -961,7 +1284,6 @@
     <w:next w:val="Normal"/>
     <w:link w:val="Heading2Char"/>
     <w:uiPriority w:val="9"/>
-    <w:semiHidden/>
     <w:unhideWhenUsed/>
     <w:qFormat/>
     <w:rsid w:val="00D11D71"/>
@@ -1177,7 +1499,6 @@
     <w:basedOn w:val="DefaultParagraphFont"/>
     <w:link w:val="Heading2"/>
     <w:uiPriority w:val="9"/>
-    <w:semiHidden/>
     <w:rsid w:val="00D11D71"/>
     <w:rPr>
       <w:rFonts w:asciiTheme="majorHAnsi" w:eastAsiaTheme="majorEastAsia" w:hAnsiTheme="majorHAnsi" w:cstheme="majorBidi"/>

--- a/BE/LYTHUYET/JSP_SERVLET.docx
+++ b/BE/LYTHUYET/JSP_SERVLET.docx
@@ -390,6 +390,7 @@
       </w:pPr>
       <w:r>
         <w:rPr>
+          <w:noProof/>
           <w:sz w:val="26"/>
           <w:szCs w:val="26"/>
         </w:rPr>
@@ -429,6 +430,22 @@
             </a:graphic>
           </wp:inline>
         </w:drawing>
+      </w:r>
+    </w:p>
+    <w:p>
+      <w:pPr>
+        <w:ind w:left="360"/>
+        <w:rPr>
+          <w:sz w:val="26"/>
+          <w:szCs w:val="26"/>
+        </w:rPr>
+      </w:pPr>
+      <w:r>
+        <w:rPr>
+          <w:sz w:val="26"/>
+          <w:szCs w:val="26"/>
+        </w:rPr>
+        <w:t>git</w:t>
       </w:r>
     </w:p>
     <w:p>
@@ -1458,6 +1475,7 @@
   <w:style w:type="character" w:default="1" w:styleId="DefaultParagraphFont">
     <w:name w:val="Default Paragraph Font"/>
     <w:uiPriority w:val="1"/>
+    <w:semiHidden/>
     <w:unhideWhenUsed/>
   </w:style>
   <w:style w:type="table" w:default="1" w:styleId="TableNormal">
